--- a/downloads/documents/05 Materials/Unit 02/Slides/Slides 02.22 - Education Roadmap and Career Research Card and Unit 2 Test.docx
+++ b/downloads/documents/05 Materials/Unit 02/Slides/Slides 02.22 - Education Roadmap and Career Research Card and Unit 2 Test.docx
@@ -1078,7 +1078,7 @@
     </w:rPrDefault>
     <w:pPrDefault>
       <w:pPr>
-        <w:spacing w:after="200"/>
+        <w:spacing w:line="300" w:lineRule="auto" w:after="200"/>
       </w:pPr>
     </w:pPrDefault>
   </w:docDefaults>

--- a/downloads/documents/05 Materials/Unit 02/Slides/Slides 02.22 - Education Roadmap and Career Research Card and Unit 2 Test.docx
+++ b/downloads/documents/05 Materials/Unit 02/Slides/Slides 02.22 - Education Roadmap and Career Research Card and Unit 2 Test.docx
@@ -17,7 +17,7 @@
         <w:pStyle w:val="FirstParagraph"/>
       </w:pPr>
       <w:r>
-        <w:t xml:space="preserve">Lesson 2.22, Unit 2. One period. Ten slides. Order is fixed: careers, then the final trading window, then the test.</w:t>
+        <w:t xml:space="preserve">Lesson 2.22, Unit 2. One period. Ten slides. Order is fixed: careers, then the final Round 2 block, then the test.</w:t>
       </w:r>
     </w:p>
     <w:p>
@@ -466,9 +466,9 @@
       <w:pPr>
         <w:pStyle w:val="Heading2"/>
       </w:pPr>
-      <w:bookmarkStart w:id="26" w:name="slide-6-final-trading-window"/>
-      <w:r>
-        <w:t xml:space="preserve">Slide 6: Final trading window</w:t>
+      <w:bookmarkStart w:id="26" w:name="X5390e3bab637801f17cf66f41d1dd0265b56d31"/>
+      <w:r>
+        <w:t xml:space="preserve">Slide 6: Round 2, block 3: 1932, then the close</w:t>
       </w:r>
       <w:bookmarkEnd w:id="26"/>
     </w:p>
@@ -481,7 +481,7 @@
         <w:pStyle w:val="Compact"/>
       </w:pPr>
       <w:r>
-        <w:t xml:space="preserve">ClassroomStreet is open for the last time. Round 2, windows 55 to 60. Ten minutes.</w:t>
+        <w:t xml:space="preserve">The Gilded Age Market, last time. It is 1932, the bottom. Ten minutes.</w:t>
       </w:r>
     </w:p>
     <w:p>
@@ -493,7 +493,7 @@
         <w:pStyle w:val="Compact"/>
       </w:pPr>
       <w:r>
-        <w:t xml:space="preserve">Read the final dispatch. Buy, sell, or hold.</w:t>
+        <w:t xml:space="preserve">Four minutes to trade at 1932 prices: RAIL 10, OIL 25, GAS 20, ELEC 10, STEEL 25, AUTO 8, RADIO 3.</w:t>
       </w:r>
     </w:p>
     <w:p>
@@ -505,7 +505,7 @@
         <w:pStyle w:val="Compact"/>
       </w:pPr>
       <w:r>
-        <w:t xml:space="preserve">Write the Round 2, Day 3 line in your Investor Journal.</w:t>
+        <w:t xml:space="preserve">Then the 1936 closing prices go up: RAIL 30, OIL 60, GAS 30, ELEC 40, STEEL 60, AUTO 60, RADIO 12. Nobody trades at the close.</w:t>
       </w:r>
     </w:p>
     <w:p>
@@ -517,7 +517,7 @@
         <w:pStyle w:val="Compact"/>
       </w:pPr>
       <w:r>
-        <w:t xml:space="preserve">At the reset cue, the leaderboard freezes. Round 2 standings go up tomorrow.</w:t>
+        <w:t xml:space="preserve">Total your Round 2 ledger. Write the Round 2, Day 3 line in your Investor Journal. Ledgers in at the reset cue. Round 2 standings go up tomorrow.</w:t>
       </w:r>
     </w:p>
     <w:p>
@@ -525,7 +525,19 @@
         <w:pStyle w:val="FirstParagraph"/>
       </w:pPr>
       <w:r>
-        <w:t xml:space="preserve">Notes: Say nothing else about standings today. Close devices; clear desks for the test.</w:t>
+        <w:t xml:space="preserve">Notes: The Round 8 and Close columns are page 2 of</w:t>
+      </w:r>
+      <w:r>
+        <w:t xml:space="preserve"> </w:t>
+      </w:r>
+      <w:r>
+        <w:rPr>
+          <w:rStyle w:val="VerbatimChar"/>
+        </w:rPr>
+        <w:t xml:space="preserve">Handout 02.14 - The Gilded Age Market Kit.md</w:t>
+      </w:r>
+      <w:r>
+        <w:t xml:space="preserve">. Say nothing else about standings today. Collect the ledgers; clear desks for the test.</w:t>
       </w:r>
     </w:p>
     <w:p>
@@ -547,7 +559,7 @@
         <w:pStyle w:val="Compact"/>
       </w:pPr>
       <w:r>
-        <w:t xml:space="preserve">Return in AQ = what you got back minus what you paid.</w:t>
+        <w:t xml:space="preserve">Return in dollars = what you got back minus what you paid.</w:t>
       </w:r>
     </w:p>
     <w:p>

--- a/downloads/documents/05 Materials/Unit 02/Slides/Slides 02.22 - Education Roadmap and Career Research Card and Unit 2 Test.docx
+++ b/downloads/documents/05 Materials/Unit 02/Slides/Slides 02.22 - Education Roadmap and Career Research Card and Unit 2 Test.docx
@@ -517,7 +517,7 @@
         <w:pStyle w:val="Compact"/>
       </w:pPr>
       <w:r>
-        <w:t xml:space="preserve">Total your Round 2 ledger. Write the Round 2, Day 3 line in your Investor Journal. Ledgers in at the reset cue. Round 2 standings go up tomorrow.</w:t>
+        <w:t xml:space="preserve">Total your Round 2 ledger. Write the Block 3 line on your replay half sheet. Ledgers in at the reset cue. Round 2 standings go up tomorrow.</w:t>
       </w:r>
     </w:p>
     <w:p>
@@ -559,7 +559,7 @@
         <w:pStyle w:val="Compact"/>
       </w:pPr>
       <w:r>
-        <w:t xml:space="preserve">Return in dollars = what you got back minus what you paid.</w:t>
+        <w:t xml:space="preserve">Return in dollars = ending value minus starting value.</w:t>
       </w:r>
     </w:p>
     <w:p>
@@ -571,7 +571,7 @@
         <w:pStyle w:val="Compact"/>
       </w:pPr>
       <w:r>
-        <w:t xml:space="preserve">Return as a percent = return divided by what you paid, times 100.</w:t>
+        <w:t xml:space="preserve">Percent return = (ending minus starting) divided by starting, times 100. The bottom is always the starting value.</w:t>
       </w:r>
     </w:p>
     <w:p>
@@ -1090,7 +1090,7 @@
     </w:rPrDefault>
     <w:pPrDefault>
       <w:pPr>
-        <w:spacing w:line="300" w:lineRule="auto" w:after="200"/>
+        <w:spacing w:after="200"/>
       </w:pPr>
     </w:pPrDefault>
   </w:docDefaults>
